--- a/docs/QQ机器人-管理员指令.docx
+++ b/docs/QQ机器人-管理员指令.docx
@@ -23,7 +23,7 @@
         <w:rPr>
           <w:b w:val="0"/>
         </w:rPr>
-        <w:t>管理员 QQ：&lt;管理员QQ&gt;    模式：reserved2    更新：2026-10-24 09:47</w:t>
+        <w:t>管理员 QQ：&lt;管理员QQ&gt;    模式：reserved2    更新：2026-10-24 11:08</w:t>
       </w:r>
     </w:p>
     <w:p/>
@@ -569,7 +569,7 @@
               <w:rPr>
                 <w:sz w:val="19"/>
               </w:rPr>
-              <w:t>视频生成：一次一片、480P、3~5 秒、每日上限、测试片</w:t>
+              <w:t>视频生成：一次一片、480P、2~30 秒、每日上限、测试片</w:t>
             </w:r>
           </w:p>
         </w:tc>
@@ -1679,7 +1679,7 @@
         <w:pStyle w:val="Heading1"/>
       </w:pPr>
       <w:r>
-        <w:t>/video —— 视频生成设置（一次一片｜480P｜3~5 秒）</w:t>
+        <w:t>/video —— 视频生成设置（一次一片｜480P｜2~30 秒）</w:t>
       </w:r>
     </w:p>
     <w:tbl>
@@ -1840,7 +1840,7 @@
               <w:rPr>
                 <w:sz w:val="19"/>
               </w:rPr>
-              <w:t>时长，**只允许 3~5 秒**（默认 4）</w:t>
+              <w:t>时长，**2~30 秒**（默认 4，30 秒也支持）</w:t>
             </w:r>
           </w:p>
         </w:tc>
@@ -1992,7 +1992,7 @@
         <w:pStyle w:val="ListBullet"/>
       </w:pPr>
       <w:r>
-        <w:t>默认 **480P（854×480）+ 4 秒**；时长只接受 3~5 秒，传别的会被夹到该区间内。</w:t>
+        <w:t>默认 **480P（854×480）+ 4 秒**；时长接受 **2~30 秒**，越长越贵（按秒计费）。</w:t>
       </w:r>
     </w:p>
     <w:p>
